--- a/docs/build/lakeshore-enterprise-context/source/06_it_systems_architecture/hris_workday.docx
+++ b/docs/build/lakeshore-enterprise-context/source/06_it_systems_architecture/hris_workday.docx
@@ -45,7 +45,7 @@
         <w:pStyle w:val="ListBullet"/>
       </w:pPr>
       <w:r>
-        <w:t>Integration via middleware</w:t>
+        <w:t>Integration via middleware (ESB/APIM)</w:t>
       </w:r>
     </w:p>
     <w:p>
@@ -53,7 +53,7 @@
         <w:pStyle w:val="ListBullet"/>
       </w:pPr>
       <w:r>
-        <w:t>Identity federated to Azure AD</w:t>
+        <w:t>Identity federated to Entra ID (SAML/OIDC)</w:t>
       </w:r>
     </w:p>
     <w:p>
@@ -61,7 +61,7 @@
         <w:pStyle w:val="ListBullet"/>
       </w:pPr>
       <w:r>
-        <w:t>Data lands in Snowflake</w:t>
+        <w:t>Data lands in Snowflake via CDC/EIB</w:t>
       </w:r>
     </w:p>
     <w:sectPr>
